--- a/backend/word_templates/工程类/集团内工程/材料（设备）采购/五选二/9.中选通知书.docx
+++ b/backend/word_templates/工程类/集团内工程/材料（设备）采购/五选二/9.中选通知书.docx
@@ -72,7 +72,7 @@
       <w:r>
         <w:rPr>
           <w:rFonts w:hint="eastAsia" w:ascii="仿宋_GB2312" w:hAnsi="宋体" w:eastAsia="仿宋_GB2312" w:cs="宋体"/>
-          <w:color w:val="auto"/>
+          <w:color w:val="0000FF"/>
           <w:sz w:val="32"/>
           <w:szCs w:val="32"/>
           <w:highlight w:val="none"/>
@@ -116,7 +116,7 @@
       <w:r>
         <w:rPr>
           <w:rFonts w:hint="eastAsia" w:ascii="仿宋_GB2312" w:hAnsi="宋体" w:eastAsia="仿宋_GB2312" w:cs="宋体"/>
-          <w:color w:val="auto"/>
+          <w:color w:val="0000FF"/>
           <w:sz w:val="32"/>
           <w:szCs w:val="32"/>
           <w:highlight w:val="none"/>
@@ -138,7 +138,7 @@
       <w:r>
         <w:rPr>
           <w:rFonts w:hint="eastAsia" w:ascii="仿宋_GB2312" w:hAnsi="宋体" w:eastAsia="仿宋_GB2312" w:cs="宋体"/>
-          <w:color w:val="auto"/>
+          <w:color w:val="0000FF"/>
           <w:sz w:val="32"/>
           <w:szCs w:val="32"/>
           <w:highlight w:val="none"/>
@@ -160,7 +160,7 @@
       <w:r>
         <w:rPr>
           <w:rFonts w:hint="eastAsia" w:ascii="仿宋_GB2312" w:hAnsi="宋体" w:eastAsia="仿宋_GB2312" w:cs="宋体"/>
-          <w:color w:val="auto"/>
+          <w:color w:val="0000FF"/>
           <w:sz w:val="32"/>
           <w:szCs w:val="32"/>
           <w:highlight w:val="none"/>
@@ -182,7 +182,7 @@
       <w:r>
         <w:rPr>
           <w:rFonts w:hint="eastAsia" w:ascii="仿宋_GB2312" w:hAnsi="宋体" w:eastAsia="仿宋_GB2312" w:cs="宋体"/>
-          <w:color w:val="auto"/>
+          <w:color w:val="0000FF"/>
           <w:sz w:val="32"/>
           <w:szCs w:val="32"/>
           <w:highlight w:val="none"/>
@@ -225,28 +225,14 @@
       <w:r>
         <w:rPr>
           <w:rFonts w:hint="eastAsia" w:ascii="仿宋_GB2312" w:hAnsi="宋体" w:eastAsia="仿宋_GB2312" w:cs="宋体"/>
-          <w:color w:val="auto"/>
-          <w:sz w:val="32"/>
-          <w:szCs w:val="32"/>
-          <w:highlight w:val="none"/>
-          <w:u w:val="single"/>
-          <w:lang w:val="en-US" w:eastAsia="zh-CN"/>
-        </w:rPr>
-        <w:t>{{chengjiao_jine_daxie1</w:t>
-      </w:r>
-      <w:bookmarkStart w:id="0" w:name="_GoBack"/>
-      <w:bookmarkEnd w:id="0"/>
-      <w:r>
-        <w:rPr>
-          <w:rFonts w:hint="eastAsia" w:ascii="仿宋_GB2312" w:hAnsi="宋体" w:eastAsia="仿宋_GB2312" w:cs="宋体"/>
-          <w:color w:val="auto"/>
-          <w:sz w:val="32"/>
-          <w:szCs w:val="32"/>
-          <w:highlight w:val="none"/>
-          <w:u w:val="single"/>
-          <w:lang w:val="en-US" w:eastAsia="zh-CN"/>
-        </w:rPr>
-        <w:t>}}</w:t>
+          <w:color w:val="0000FF"/>
+          <w:sz w:val="32"/>
+          <w:szCs w:val="32"/>
+          <w:highlight w:val="none"/>
+          <w:u w:val="single"/>
+          <w:lang w:val="en-US" w:eastAsia="zh-CN"/>
+        </w:rPr>
+        <w:t>{{chengjiao_jine_daxie1}}</w:t>
       </w:r>
       <w:r>
         <w:rPr>
@@ -613,7 +599,7 @@
       <w:r>
         <w:rPr>
           <w:rFonts w:hint="eastAsia" w:ascii="仿宋_GB2312" w:hAnsi="宋体" w:eastAsia="仿宋_GB2312" w:cs="宋体"/>
-          <w:color w:val="auto"/>
+          <w:color w:val="0000FF"/>
           <w:sz w:val="32"/>
           <w:szCs w:val="32"/>
           <w:highlight w:val="none"/>
@@ -657,7 +643,7 @@
       <w:r>
         <w:rPr>
           <w:rFonts w:hint="eastAsia" w:ascii="仿宋_GB2312" w:hAnsi="宋体" w:eastAsia="仿宋_GB2312" w:cs="宋体"/>
-          <w:color w:val="auto"/>
+          <w:color w:val="0000FF"/>
           <w:sz w:val="32"/>
           <w:szCs w:val="32"/>
           <w:highlight w:val="none"/>
@@ -679,7 +665,7 @@
       <w:r>
         <w:rPr>
           <w:rFonts w:hint="eastAsia" w:ascii="仿宋_GB2312" w:hAnsi="宋体" w:eastAsia="仿宋_GB2312" w:cs="宋体"/>
-          <w:color w:val="auto"/>
+          <w:color w:val="0000FF"/>
           <w:sz w:val="32"/>
           <w:szCs w:val="32"/>
           <w:highlight w:val="none"/>
@@ -701,7 +687,7 @@
       <w:r>
         <w:rPr>
           <w:rFonts w:hint="eastAsia" w:ascii="仿宋_GB2312" w:hAnsi="宋体" w:eastAsia="仿宋_GB2312" w:cs="宋体"/>
-          <w:color w:val="auto"/>
+          <w:color w:val="0000FF"/>
           <w:sz w:val="32"/>
           <w:szCs w:val="32"/>
           <w:highlight w:val="none"/>
@@ -723,7 +709,7 @@
       <w:r>
         <w:rPr>
           <w:rFonts w:hint="eastAsia" w:ascii="仿宋_GB2312" w:hAnsi="宋体" w:eastAsia="仿宋_GB2312" w:cs="宋体"/>
-          <w:color w:val="auto"/>
+          <w:color w:val="0000FF"/>
           <w:sz w:val="32"/>
           <w:szCs w:val="32"/>
           <w:highlight w:val="none"/>
@@ -766,7 +752,7 @@
       <w:r>
         <w:rPr>
           <w:rFonts w:hint="eastAsia" w:ascii="仿宋_GB2312" w:hAnsi="宋体" w:eastAsia="仿宋_GB2312" w:cs="宋体"/>
-          <w:color w:val="auto"/>
+          <w:color w:val="0000FF"/>
           <w:sz w:val="32"/>
           <w:szCs w:val="32"/>
           <w:highlight w:val="none"/>
@@ -842,6 +828,8 @@
           <w:highlight w:val="none"/>
         </w:rPr>
       </w:pPr>
+      <w:bookmarkStart w:id="0" w:name="_GoBack"/>
+      <w:bookmarkEnd w:id="0"/>
     </w:p>
     <w:p>
       <w:pPr>
